--- a/Simon-Hirst-CV.docx
+++ b/Simon-Hirst-CV.docx
@@ -43,7 +43,10 @@
     </w:p>
     <w:p>
       <w:r>
-        <w:t>Senior software engineer with 5+ years’ experience delivering dependable web platforms. I design clear APIs, build React/Next.js front ends, and ship .NET/Node back ends with robust validation, authentication, and observability. I keep systems steady under load with solid SQL, queues, CI/CD, and pragmatic SLOs.</w:t>
+        <w:t>S</w:t>
+      </w:r>
+      <w:r>
+        <w:t>oftware engineer with 5+ years’ experience delivering dependable web platforms. I design clear APIs, build React/Next.js front ends, and ship .NET/Node back ends with robust validation, authentication, and observability. I keep systems steady under load with solid SQL, queues, CI/CD, and pragmatic SLOs.</w:t>
       </w:r>
     </w:p>
     <w:p>
@@ -232,12 +235,109 @@
       <w:pPr>
         <w:keepNext/>
         <w:spacing w:after="80"/>
-      </w:pPr>
+        <w:rPr>
+          <w:b/>
+        </w:rPr>
+      </w:pPr>
+      <w:proofErr w:type="spellStart"/>
       <w:r>
         <w:rPr>
           <w:b/>
         </w:rPr>
-        <w:t>Freelance Software Engineer — Remote  |  Aug 2024 – Present</w:t>
+        <w:t>Cirium</w:t>
+      </w:r>
+      <w:proofErr w:type="spellEnd"/>
+      <w:r>
+        <w:rPr>
+          <w:b/>
+        </w:rPr>
+        <w:t xml:space="preserve"> </w:t>
+      </w:r>
+      <w:r>
+        <w:rPr>
+          <w:b/>
+        </w:rPr>
+        <w:t>—</w:t>
+      </w:r>
+      <w:r>
+        <w:rPr>
+          <w:b/>
+        </w:rPr>
+        <w:t xml:space="preserve"> Software Engineer</w:t>
+      </w:r>
+      <w:r>
+        <w:rPr>
+          <w:b/>
+        </w:rPr>
+        <w:t xml:space="preserve"> — </w:t>
+      </w:r>
+      <w:r>
+        <w:rPr>
+          <w:b/>
+        </w:rPr>
+        <w:t>Hybrid / Southampton | Nov</w:t>
+      </w:r>
+      <w:r>
+        <w:rPr>
+          <w:b/>
+        </w:rPr>
+        <w:t xml:space="preserve"> 202</w:t>
+      </w:r>
+      <w:r>
+        <w:rPr>
+          <w:b/>
+        </w:rPr>
+        <w:t>5</w:t>
+      </w:r>
+      <w:r>
+        <w:rPr>
+          <w:b/>
+        </w:rPr>
+        <w:t xml:space="preserve"> – Present</w:t>
+      </w:r>
+    </w:p>
+    <w:p>
+      <w:pPr>
+        <w:pStyle w:val="ListParagraph"/>
+        <w:keepNext/>
+        <w:numPr>
+          <w:ilvl w:val="0"/>
+          <w:numId w:val="11"/>
+        </w:numPr>
+        <w:spacing w:after="80"/>
+      </w:pPr>
+      <w:r>
+        <w:t>Recently joined the Flight Data Processing team.</w:t>
+      </w:r>
+    </w:p>
+    <w:p>
+      <w:pPr>
+        <w:keepNext/>
+        <w:spacing w:after="80"/>
+      </w:pPr>
+      <w:r>
+        <w:rPr>
+          <w:b/>
+        </w:rPr>
+        <w:t xml:space="preserve">Freelance Software Engineer — </w:t>
+      </w:r>
+      <w:r>
+        <w:rPr>
+          <w:b/>
+        </w:rPr>
+        <w:t>Remote | Aug</w:t>
+      </w:r>
+      <w:r>
+        <w:rPr>
+          <w:b/>
+        </w:rPr>
+        <w:t xml:space="preserve"> 2024 – </w:t>
+      </w:r>
+      <w:r>
+        <w:rPr>
+          <w:b/>
+        </w:rPr>
+        <w:t>Nov 2025</w:t>
       </w:r>
     </w:p>
     <w:p>
@@ -436,7 +536,13 @@
       </w:pPr>
       <w:r>
         <w:lastRenderedPageBreak/>
-        <w:t>Selected projects</w:t>
+        <w:t xml:space="preserve">Selected </w:t>
+      </w:r>
+      <w:r>
+        <w:t>Personal P</w:t>
+      </w:r>
+      <w:r>
+        <w:t>rojects</w:t>
       </w:r>
     </w:p>
     <w:p>
@@ -729,7 +835,7 @@
   <w:abstractNum w:abstractNumId="8" w15:restartNumberingAfterBreak="0">
     <w:nsid w:val="FFFFFF89"/>
     <w:multiLevelType w:val="singleLevel"/>
-    <w:tmpl w:val="29761A62"/>
+    <w:tmpl w:val="1ABAA0A2"/>
     <w:lvl w:ilvl="0">
       <w:start w:val="1"/>
       <w:numFmt w:val="bullet"/>
@@ -744,6 +850,119 @@
       </w:pPr>
       <w:rPr>
         <w:rFonts w:ascii="Symbol" w:hAnsi="Symbol" w:hint="default"/>
+      </w:rPr>
+    </w:lvl>
+  </w:abstractNum>
+  <w:abstractNum w:abstractNumId="9" w15:restartNumberingAfterBreak="0">
+    <w:nsid w:val="38833112"/>
+    <w:multiLevelType w:val="hybridMultilevel"/>
+    <w:tmpl w:val="911EB85A"/>
+    <w:lvl w:ilvl="0" w:tplc="08090001">
+      <w:start w:val="1"/>
+      <w:numFmt w:val="bullet"/>
+      <w:lvlText w:val=""/>
+      <w:lvlJc w:val="left"/>
+      <w:pPr>
+        <w:ind w:left="360" w:hanging="360"/>
+      </w:pPr>
+      <w:rPr>
+        <w:rFonts w:ascii="Symbol" w:hAnsi="Symbol" w:hint="default"/>
+      </w:rPr>
+    </w:lvl>
+    <w:lvl w:ilvl="1" w:tplc="08090003" w:tentative="1">
+      <w:start w:val="1"/>
+      <w:numFmt w:val="bullet"/>
+      <w:lvlText w:val="o"/>
+      <w:lvlJc w:val="left"/>
+      <w:pPr>
+        <w:ind w:left="1080" w:hanging="360"/>
+      </w:pPr>
+      <w:rPr>
+        <w:rFonts w:ascii="Courier New" w:hAnsi="Courier New" w:cs="Courier New" w:hint="default"/>
+      </w:rPr>
+    </w:lvl>
+    <w:lvl w:ilvl="2" w:tplc="08090005" w:tentative="1">
+      <w:start w:val="1"/>
+      <w:numFmt w:val="bullet"/>
+      <w:lvlText w:val=""/>
+      <w:lvlJc w:val="left"/>
+      <w:pPr>
+        <w:ind w:left="1800" w:hanging="360"/>
+      </w:pPr>
+      <w:rPr>
+        <w:rFonts w:ascii="Wingdings" w:hAnsi="Wingdings" w:hint="default"/>
+      </w:rPr>
+    </w:lvl>
+    <w:lvl w:ilvl="3" w:tplc="08090001" w:tentative="1">
+      <w:start w:val="1"/>
+      <w:numFmt w:val="bullet"/>
+      <w:lvlText w:val=""/>
+      <w:lvlJc w:val="left"/>
+      <w:pPr>
+        <w:ind w:left="2520" w:hanging="360"/>
+      </w:pPr>
+      <w:rPr>
+        <w:rFonts w:ascii="Symbol" w:hAnsi="Symbol" w:hint="default"/>
+      </w:rPr>
+    </w:lvl>
+    <w:lvl w:ilvl="4" w:tplc="08090003" w:tentative="1">
+      <w:start w:val="1"/>
+      <w:numFmt w:val="bullet"/>
+      <w:lvlText w:val="o"/>
+      <w:lvlJc w:val="left"/>
+      <w:pPr>
+        <w:ind w:left="3240" w:hanging="360"/>
+      </w:pPr>
+      <w:rPr>
+        <w:rFonts w:ascii="Courier New" w:hAnsi="Courier New" w:cs="Courier New" w:hint="default"/>
+      </w:rPr>
+    </w:lvl>
+    <w:lvl w:ilvl="5" w:tplc="08090005" w:tentative="1">
+      <w:start w:val="1"/>
+      <w:numFmt w:val="bullet"/>
+      <w:lvlText w:val=""/>
+      <w:lvlJc w:val="left"/>
+      <w:pPr>
+        <w:ind w:left="3960" w:hanging="360"/>
+      </w:pPr>
+      <w:rPr>
+        <w:rFonts w:ascii="Wingdings" w:hAnsi="Wingdings" w:hint="default"/>
+      </w:rPr>
+    </w:lvl>
+    <w:lvl w:ilvl="6" w:tplc="08090001" w:tentative="1">
+      <w:start w:val="1"/>
+      <w:numFmt w:val="bullet"/>
+      <w:lvlText w:val=""/>
+      <w:lvlJc w:val="left"/>
+      <w:pPr>
+        <w:ind w:left="4680" w:hanging="360"/>
+      </w:pPr>
+      <w:rPr>
+        <w:rFonts w:ascii="Symbol" w:hAnsi="Symbol" w:hint="default"/>
+      </w:rPr>
+    </w:lvl>
+    <w:lvl w:ilvl="7" w:tplc="08090003" w:tentative="1">
+      <w:start w:val="1"/>
+      <w:numFmt w:val="bullet"/>
+      <w:lvlText w:val="o"/>
+      <w:lvlJc w:val="left"/>
+      <w:pPr>
+        <w:ind w:left="5400" w:hanging="360"/>
+      </w:pPr>
+      <w:rPr>
+        <w:rFonts w:ascii="Courier New" w:hAnsi="Courier New" w:cs="Courier New" w:hint="default"/>
+      </w:rPr>
+    </w:lvl>
+    <w:lvl w:ilvl="8" w:tplc="08090005" w:tentative="1">
+      <w:start w:val="1"/>
+      <w:numFmt w:val="bullet"/>
+      <w:lvlText w:val=""/>
+      <w:lvlJc w:val="left"/>
+      <w:pPr>
+        <w:ind w:left="6120" w:hanging="360"/>
+      </w:pPr>
+      <w:rPr>
+        <w:rFonts w:ascii="Wingdings" w:hAnsi="Wingdings" w:hint="default"/>
       </w:rPr>
     </w:lvl>
   </w:abstractNum>
@@ -773,6 +992,12 @@
   </w:num>
   <w:num w:numId="9" w16cid:durableId="2096126701">
     <w:abstractNumId w:val="0"/>
+  </w:num>
+  <w:num w:numId="10" w16cid:durableId="197856503">
+    <w:abstractNumId w:val="8"/>
+  </w:num>
+  <w:num w:numId="11" w16cid:durableId="1203253375">
+    <w:abstractNumId w:val="9"/>
   </w:num>
 </w:numbering>
 </file>
